--- a/Отчёты/Порядин В.А Лабораторная работа №4.docx
+++ b/Отчёты/Порядин В.А Лабораторная работа №4.docx
@@ -203,7 +203,7 @@
           <w:sz w:val="36"/>
           <w:szCs w:val="36"/>
         </w:rPr>
-        <w:t>3</w:t>
+        <w:t>4</w:t>
       </w:r>
     </w:p>
     <w:p>
@@ -1239,23 +1239,6 @@
       <w:r>
         <w:rPr>
           <w:rFonts w:ascii="Times New Roman" w:hAnsi="Times New Roman" w:cs="Times New Roman"/>
-          <w:b/>
-          <w:sz w:val="28"/>
-          <w:szCs w:val="28"/>
-        </w:rPr>
-        <w:t>1</w:t>
-      </w:r>
-      <w:r>
-        <w:rPr>
-          <w:rFonts w:ascii="Times New Roman" w:hAnsi="Times New Roman" w:cs="Times New Roman"/>
-          <w:sz w:val="28"/>
-          <w:szCs w:val="28"/>
-        </w:rPr>
-        <w:t>.</w:t>
-      </w:r>
-      <w:r>
-        <w:rPr>
-          <w:rFonts w:ascii="Times New Roman" w:hAnsi="Times New Roman" w:cs="Times New Roman"/>
           <w:sz w:val="28"/>
           <w:szCs w:val="28"/>
         </w:rPr>
@@ -1602,7 +1585,18 @@
           <w:szCs w:val="28"/>
           <w:lang w:eastAsia="ru-RU"/>
         </w:rPr>
-        <w:t>Напишите программу «Шифр Цезаря», которая зашифровывает введенный текст. Используете кодовую таблицу символов. При запуске программы в консоль необходимо вывести сообщение: «Введите текст для шифрования», после ввода текста, появляется сообщение: «Введите ключ». После того как введены все данные, необходимо вывести преобразованную строку с сообщением «Текст после преобразования</w:t>
+        <w:t>Напишите программу «Шифр Цезаря», которая зашифровывает введенный текст. Используете кодовую таблицу символов. При запуске программы в консоль необходимо вывести сообщение: «Введите текст для шифрования», после ввода текста, появляется сообщение: «Введите ключ». После того как введ</w:t>
+      </w:r>
+      <w:bookmarkStart w:id="1" w:name="_GoBack"/>
+      <w:bookmarkEnd w:id="1"/>
+      <w:r>
+        <w:rPr>
+          <w:rFonts w:ascii="Times New Roman" w:hAnsi="Times New Roman" w:cs="Times New Roman"/>
+          <w:sz w:val="28"/>
+          <w:szCs w:val="28"/>
+          <w:lang w:eastAsia="ru-RU"/>
+        </w:rPr>
+        <w:t>ены все данные, необходимо вывести преобразованную строку с сообщением «Текст после преобразования</w:t>
       </w:r>
       <w:proofErr w:type="gramStart"/>
       <w:r>
@@ -1772,7 +1766,7 @@
           <w:sz w:val="32"/>
           <w:szCs w:val="32"/>
         </w:rPr>
-        <w:t>2</w:t>
+        <w:t>9</w:t>
       </w:r>
       <w:r>
         <w:rPr>
@@ -1921,8 +1915,10 @@
       <w:r>
         <w:rPr>
           <w:rFonts w:ascii="Times New Roman" w:hAnsi="Times New Roman" w:cs="Times New Roman"/>
-          <w:sz w:val="28"/>
-          <w:szCs w:val="28"/>
+          <w:noProof/>
+          <w:sz w:val="28"/>
+          <w:szCs w:val="28"/>
+          <w:lang w:eastAsia="ru-RU"/>
         </w:rPr>
         <w:drawing>
           <wp:inline distT="0" distB="0" distL="0" distR="0" wp14:anchorId="0C37EBB0" wp14:editId="47561159">
@@ -2147,8 +2143,6 @@
         </w:rPr>
         <w:t>4</w:t>
       </w:r>
-      <w:bookmarkStart w:id="1" w:name="_GoBack"/>
-      <w:bookmarkEnd w:id="1"/>
       <w:r>
         <w:rPr>
           <w:rFonts w:ascii="Times New Roman" w:hAnsi="Times New Roman" w:cs="Times New Roman"/>
@@ -5010,7 +5004,7 @@
 </file>
 
 <file path=customXml/itemProps1.xml><?xml version="1.0" encoding="utf-8"?>
-<ds:datastoreItem xmlns:ds="http://schemas.openxmlformats.org/officeDocument/2006/customXml" ds:itemID="{BCCFC973-903B-420D-BD02-FA28D9B807CA}">
+<ds:datastoreItem xmlns:ds="http://schemas.openxmlformats.org/officeDocument/2006/customXml" ds:itemID="{EAC4B536-9B56-45DA-9FB8-BB5B690770FE}">
   <ds:schemaRefs>
     <ds:schemaRef ds:uri="http://schemas.openxmlformats.org/officeDocument/2006/bibliography"/>
   </ds:schemaRefs>
